--- a/testakten/insolvenzrecht-eigenverwaltung-schutzschirm-medtech-jena/15_schutzschirmantrag_reinschrift_270d_inso.docx
+++ b/testakten/insolvenzrecht-eigenverwaltung-schutzschirm-medtech-jena/15_schutzschirmantrag_reinschrift_270d_inso.docx
@@ -15,7 +15,7 @@
         <w:pStyle w:val="Heading1"/>
       </w:pPr>
       <w:r>
-        <w:t>Antrag auf Eigenverwaltung im Schutzschirmverfahren gemaess Paragraf 270d InsO</w:t>
+        <w:t>Antrag auf Eröffnung, vorläufige Eigenverwaltung und Schutzschirm</w:t>
       </w:r>
     </w:p>
     <w:p>
@@ -25,37 +25,37 @@
     </w:p>
     <w:p>
       <w:r>
-        <w:t>In dem Insolvenzeroeffnungsverfahren der BioMetrik Jena GmbH, vertreten durch die Geschaeftsfuehrerin Dr. Elisa Frantzen, beantragen wir:</w:t>
+        <w:t>In dem Insolvenzeröffnungsverfahren der BioMetrik Jena GmbH, vertreten durch die Geschäftsführerin Dr. Elisa Frantzen, beantragen wir:</w:t>
       </w:r>
     </w:p>
     <w:p>
       <w:r>
-        <w:t>1. Die Eroeffnung des Insolvenzverfahrens ueber das Vermoegen der BioMetrik Jena GmbH wegen drohender Zahlungsunfaehigkeit (§ 18 InsO) und Ueberschuldung (§ 19 InsO).</w:t>
+        <w:t>1. Die Eröffnung des Insolvenzverfahrens über das Vermögen der BioMetrik Jena GmbH wegen drohender Zahlungsunfähigkeit (Paragraf 18 InsO) und Überschuldung (Paragraf 19 InsO).</w:t>
       </w:r>
     </w:p>
     <w:p>
       <w:r>
-        <w:t>2. Die Anordnung der vorlaeufigen Eigenverwaltung gemaess § 270a InsO.</w:t>
+        <w:t>2. Die Anordnung der vorläufigen Eigenverwaltung nach Paragraf 270b InsO.</w:t>
       </w:r>
     </w:p>
     <w:p>
       <w:r>
-        <w:t>3. Die Bestimmung einer Frist zur Vorlage eines Insolvenzplans von nicht mehr als drei Monaten gemaess § 270d Abs. 1 InsO.</w:t>
+        <w:t>3. Die Bestimmung einer Frist zur Vorlage eines Insolvenzplans von höchstens drei Monaten nach Paragraf 270d Absatz 1 Satz 2 InsO.</w:t>
       </w:r>
     </w:p>
     <w:p>
       <w:r>
-        <w:t>4. Die vorlaeufige Bestellung eines Sachwalters.</w:t>
+        <w:t>4. Herrn Rechtsanwalt Dr. Jonas Wehnert, Erfurt, nach Paragraf 270b Absatz 1 InsO zum vorläufigen Sachwalter zu bestellen; der Vorschlag erfolgt nach Paragraf 270d Absatz 2 InsO.</w:t>
       </w:r>
     </w:p>
     <w:p>
       <w:r>
-        <w:t>Der Antrag stuetzt sich auf die beigefuegte Bescheinigung einer in Insolvenzsachen erfahrenen Person nach § 270d Abs. 1 Satz 1 InsO, wonach die angestrebte Sanierung nicht offensichtlich aussichtslos ist.</w:t>
+        <w:t>Der Antrag stützt sich auf die beigefügte, mit Gründen versehene Bescheinigung einer in Insolvenzsachen erfahrenen Person nach Paragraf 270d Absatz 1 Satz 1 InsO. Danach liegen drohende Zahlungsunfähigkeit und Überschuldung, aber keine Zahlungsunfähigkeit vor; die angestrebte Sanierung ist nicht offensichtlich aussichtslos.</w:t>
       </w:r>
     </w:p>
     <w:p>
       <w:r>
-        <w:t>Anlagen: Bescheinigung § 270d InsO, 13-Wochen-Liquiditaetsplan, Sanierungsgutachten IDW S6, Jahresabschluesse 2024/2025, Handelsregisterauszug.</w:t>
+        <w:t>Anlagen: Bescheinigung nach Paragraf 270d InsO, 13-Wochen-Liquiditätsplan, Eigenverwaltungsplanung nach Paragraf 270a InsO, Sanierungsgutachten nach IDW S 6, Jahresabschlüsse 2024/2025, Handelsregisterauszug.</w:t>
       </w:r>
     </w:p>
     <w:p/>
@@ -65,6 +65,8 @@
       </w:r>
     </w:p>
     <w:sectPr>
+      <w:headerReference w:type="default" r:id="rId9"/>
+      <w:footerReference w:type="default" r:id="rId10"/>
       <w:pgSz w:w="12240" w:h="15840"/>
       <w:pgMar w:top="1440" w:right="1800" w:bottom="1440" w:left="1800" w:header="720" w:footer="720" w:gutter="0"/>
       <w:cols w:space="720"/>
@@ -72,6 +74,26 @@
     </w:sectPr>
   </w:body>
 </w:document>
+</file>
+
+<file path=word/footer1.xml><?xml version="1.0" encoding="utf-8"?>
+<w:ftr xmlns:m="http://schemas.openxmlformats.org/officeDocument/2006/math" xmlns:mc="http://schemas.openxmlformats.org/markup-compatibility/2006" xmlns:mo="http://schemas.microsoft.com/office/mac/office/2008/main" xmlns:mv="urn:schemas-microsoft-com:mac:vml" xmlns:o="urn:schemas-microsoft-com:office:office" xmlns:r="http://schemas.openxmlformats.org/officeDocument/2006/relationships" xmlns:v="urn:schemas-microsoft-com:vml" xmlns:w10="urn:schemas-microsoft-com:office:word" xmlns:w14="http://schemas.microsoft.com/office/word/2010/wordml" xmlns:w="http://schemas.openxmlformats.org/wordprocessingml/2006/main" xmlns:wne="http://schemas.microsoft.com/office/word/2006/wordml" xmlns:wp14="http://schemas.microsoft.com/office/word/2010/wordprocessingDrawing" xmlns:wp="http://schemas.openxmlformats.org/drawingml/2006/wordprocessingDrawing" xmlns:wpc="http://schemas.microsoft.com/office/word/2010/wordprocessingCanvas" xmlns:wpg="http://schemas.microsoft.com/office/word/2010/wordprocessingGroup" xmlns:wpi="http://schemas.microsoft.com/office/word/2010/wordprocessingInk" xmlns:wps="http://schemas.microsoft.com/office/word/2010/wordprocessingShape" mc:Ignorable="w14 wp14">
+  <w:p>
+    <w:pPr>
+      <w:pStyle w:val="Footer"/>
+    </w:pPr>
+  </w:p>
+</w:ftr>
+</file>
+
+<file path=word/header1.xml><?xml version="1.0" encoding="utf-8"?>
+<w:hdr xmlns:m="http://schemas.openxmlformats.org/officeDocument/2006/math" xmlns:mc="http://schemas.openxmlformats.org/markup-compatibility/2006" xmlns:mo="http://schemas.microsoft.com/office/mac/office/2008/main" xmlns:mv="urn:schemas-microsoft-com:mac:vml" xmlns:o="urn:schemas-microsoft-com:office:office" xmlns:r="http://schemas.openxmlformats.org/officeDocument/2006/relationships" xmlns:v="urn:schemas-microsoft-com:vml" xmlns:w10="urn:schemas-microsoft-com:office:word" xmlns:w14="http://schemas.microsoft.com/office/word/2010/wordml" xmlns:w="http://schemas.openxmlformats.org/wordprocessingml/2006/main" xmlns:wne="http://schemas.microsoft.com/office/word/2006/wordml" xmlns:wp14="http://schemas.microsoft.com/office/word/2010/wordprocessingDrawing" xmlns:wp="http://schemas.openxmlformats.org/drawingml/2006/wordprocessingDrawing" xmlns:wpc="http://schemas.microsoft.com/office/word/2010/wordprocessingCanvas" xmlns:wpg="http://schemas.microsoft.com/office/word/2010/wordprocessingGroup" xmlns:wpi="http://schemas.microsoft.com/office/word/2010/wordprocessingInk" xmlns:wps="http://schemas.microsoft.com/office/word/2010/wordprocessingShape" mc:Ignorable="w14 wp14">
+  <w:p>
+    <w:pPr>
+      <w:pStyle w:val="Header"/>
+    </w:pPr>
+  </w:p>
+</w:hdr>
 </file>
 
 <file path=word/numbering.xml><?xml version="1.0" encoding="utf-8"?>
